--- a/Text plan outline.docx
+++ b/Text plan outline.docx
@@ -59,7 +59,27 @@
           <w:sz w:val="28"/>
           <w:szCs w:val="28"/>
         </w:rPr>
-        <w:t>Application Under Test: DemoBlaze (</w:t>
+        <w:t xml:space="preserve">Application Under Test: </w:t>
+      </w:r>
+      <w:proofErr w:type="spellStart"/>
+      <w:r>
+        <w:rPr>
+          <w:b/>
+          <w:bCs/>
+          <w:sz w:val="28"/>
+          <w:szCs w:val="28"/>
+        </w:rPr>
+        <w:t>DemoBlaze</w:t>
+      </w:r>
+      <w:proofErr w:type="spellEnd"/>
+      <w:r>
+        <w:rPr>
+          <w:b/>
+          <w:bCs/>
+          <w:sz w:val="28"/>
+          <w:szCs w:val="28"/>
+        </w:rPr>
+        <w:t xml:space="preserve"> (</w:t>
       </w:r>
       <w:hyperlink r:id="rId6" w:history="1">
         <w:r>
@@ -1840,7 +1860,15 @@
         </w:numPr>
       </w:pPr>
       <w:r>
-        <w:t>Establish a structured framework for testing the DemoBlaze e-commerce application.</w:t>
+        <w:t xml:space="preserve">Establish a structured framework for testing the </w:t>
+      </w:r>
+      <w:proofErr w:type="spellStart"/>
+      <w:r>
+        <w:t>DemoBlaze</w:t>
+      </w:r>
+      <w:proofErr w:type="spellEnd"/>
+      <w:r>
+        <w:t xml:space="preserve"> e-commerce application.</w:t>
       </w:r>
     </w:p>
     <w:p>
@@ -1907,7 +1935,15 @@
     </w:p>
     <w:p>
       <w:r>
-        <w:t>The project aims to establish a robust, end-to-end quality assurance pipeline for the DemoBlaze web application (https://www.demoblaze.com/index.html). This initiative serves as a hands-on training and demonstration platform for junior QA professionals while ensuring comprehensive test coverage for critical user flows.</w:t>
+        <w:t xml:space="preserve">The project aims to establish a robust, end-to-end quality assurance pipeline for the </w:t>
+      </w:r>
+      <w:proofErr w:type="spellStart"/>
+      <w:r>
+        <w:t>DemoBlaze</w:t>
+      </w:r>
+      <w:proofErr w:type="spellEnd"/>
+      <w:r>
+        <w:t xml:space="preserve"> web application (https://www.demoblaze.com/index.html). This initiative serves as a hands-on training and demonstration platform for junior QA professionals while ensuring comprehensive test coverage for critical user flows.</w:t>
       </w:r>
     </w:p>
     <w:p>
@@ -2027,8 +2063,13 @@
           <w:numId w:val="4"/>
         </w:numPr>
       </w:pPr>
-      <w:r>
-        <w:t>DemoBlaze Application: https://www.demoblaze.com/index.html</w:t>
+      <w:proofErr w:type="spellStart"/>
+      <w:r>
+        <w:t>DemoBlaze</w:t>
+      </w:r>
+      <w:proofErr w:type="spellEnd"/>
+      <w:r>
+        <w:t xml:space="preserve"> Application: https://www.demoblaze.com/index.html</w:t>
       </w:r>
     </w:p>
     <w:p>
@@ -2078,7 +2119,21 @@
         <w:rPr>
           <w:lang w:val="de-DE"/>
         </w:rPr>
-        <w:t>Docker Documentation: https://docs.docker.com</w:t>
+        <w:t xml:space="preserve">Docker </w:t>
+      </w:r>
+      <w:proofErr w:type="spellStart"/>
+      <w:r>
+        <w:rPr>
+          <w:lang w:val="de-DE"/>
+        </w:rPr>
+        <w:t>Documentation</w:t>
+      </w:r>
+      <w:proofErr w:type="spellEnd"/>
+      <w:r>
+        <w:rPr>
+          <w:lang w:val="de-DE"/>
+        </w:rPr>
+        <w:t>: https://docs.docker.com</w:t>
       </w:r>
     </w:p>
     <w:p>
@@ -2142,7 +2197,15 @@
         </w:numPr>
       </w:pPr>
       <w:r>
-        <w:t>[F1]  User Registration (Sign Up) functionality</w:t>
+        <w:t>[F1</w:t>
+      </w:r>
+      <w:proofErr w:type="gramStart"/>
+      <w:r>
+        <w:t>]  User</w:t>
+      </w:r>
+      <w:proofErr w:type="gramEnd"/>
+      <w:r>
+        <w:t xml:space="preserve"> Registration (Sign Up) functionality</w:t>
       </w:r>
     </w:p>
     <w:p>
@@ -2154,7 +2217,15 @@
         </w:numPr>
       </w:pPr>
       <w:r>
-        <w:t>[F2]  User Authentication (Login / Logout)</w:t>
+        <w:t>[F2</w:t>
+      </w:r>
+      <w:proofErr w:type="gramStart"/>
+      <w:r>
+        <w:t>]  User</w:t>
+      </w:r>
+      <w:proofErr w:type="gramEnd"/>
+      <w:r>
+        <w:t xml:space="preserve"> Authentication (Login / Logout)</w:t>
       </w:r>
     </w:p>
     <w:p>
@@ -2166,7 +2237,23 @@
         </w:numPr>
       </w:pPr>
       <w:r>
-        <w:t>[F3]  Product Catalog browsing and navigation</w:t>
+        <w:t>[F3</w:t>
+      </w:r>
+      <w:proofErr w:type="gramStart"/>
+      <w:r>
+        <w:t>]  Product</w:t>
+      </w:r>
+      <w:proofErr w:type="gramEnd"/>
+      <w:r>
+        <w:t xml:space="preserve"> </w:t>
+      </w:r>
+      <w:proofErr w:type="spellStart"/>
+      <w:r>
+        <w:t>Catalog</w:t>
+      </w:r>
+      <w:proofErr w:type="spellEnd"/>
+      <w:r>
+        <w:t xml:space="preserve"> browsing and navigation</w:t>
       </w:r>
     </w:p>
     <w:p>
@@ -2178,7 +2265,15 @@
         </w:numPr>
       </w:pPr>
       <w:r>
-        <w:t>[F4]  Product Search and filtering by category</w:t>
+        <w:t>[F4</w:t>
+      </w:r>
+      <w:proofErr w:type="gramStart"/>
+      <w:r>
+        <w:t>]  Product</w:t>
+      </w:r>
+      <w:proofErr w:type="gramEnd"/>
+      <w:r>
+        <w:t xml:space="preserve"> Search and filtering by category</w:t>
       </w:r>
     </w:p>
     <w:p>
@@ -2190,7 +2285,15 @@
         </w:numPr>
       </w:pPr>
       <w:r>
-        <w:t>[F5]  Product Details page validation</w:t>
+        <w:t>[F5</w:t>
+      </w:r>
+      <w:proofErr w:type="gramStart"/>
+      <w:r>
+        <w:t>]  Product</w:t>
+      </w:r>
+      <w:proofErr w:type="gramEnd"/>
+      <w:r>
+        <w:t xml:space="preserve"> Details page validation</w:t>
       </w:r>
     </w:p>
     <w:p>
@@ -2203,7 +2306,15 @@
       </w:pPr>
       <w:r>
         <w:lastRenderedPageBreak/>
-        <w:t>[F6]  Add to Cart functionality</w:t>
+        <w:t>[F6</w:t>
+      </w:r>
+      <w:proofErr w:type="gramStart"/>
+      <w:r>
+        <w:t>]  Add</w:t>
+      </w:r>
+      <w:proofErr w:type="gramEnd"/>
+      <w:r>
+        <w:t xml:space="preserve"> to Cart functionality</w:t>
       </w:r>
     </w:p>
     <w:p>
@@ -2215,7 +2326,15 @@
         </w:numPr>
       </w:pPr>
       <w:r>
-        <w:t>[F7]  Remove from Cart functionality</w:t>
+        <w:t>[F7</w:t>
+      </w:r>
+      <w:proofErr w:type="gramStart"/>
+      <w:r>
+        <w:t>]  Remove</w:t>
+      </w:r>
+      <w:proofErr w:type="gramEnd"/>
+      <w:r>
+        <w:t xml:space="preserve"> from Cart functionality</w:t>
       </w:r>
     </w:p>
     <w:p>
@@ -2227,7 +2346,15 @@
         </w:numPr>
       </w:pPr>
       <w:r>
-        <w:t>[F8]  Cart persistence and state management</w:t>
+        <w:t>[F8</w:t>
+      </w:r>
+      <w:proofErr w:type="gramStart"/>
+      <w:r>
+        <w:t>]  Cart</w:t>
+      </w:r>
+      <w:proofErr w:type="gramEnd"/>
+      <w:r>
+        <w:t xml:space="preserve"> persistence and state management</w:t>
       </w:r>
     </w:p>
     <w:p>
@@ -2239,7 +2366,15 @@
         </w:numPr>
       </w:pPr>
       <w:r>
-        <w:t>[F9]  Checkout process flow</w:t>
+        <w:t>[F9</w:t>
+      </w:r>
+      <w:proofErr w:type="gramStart"/>
+      <w:r>
+        <w:t>]  Checkout</w:t>
+      </w:r>
+      <w:proofErr w:type="gramEnd"/>
+      <w:r>
+        <w:t xml:space="preserve"> process flow</w:t>
       </w:r>
     </w:p>
     <w:p>
@@ -2290,7 +2425,15 @@
         </w:numPr>
       </w:pPr>
       <w:r>
-        <w:t>[U1]  Homepage layout and element visibility</w:t>
+        <w:t>[U1</w:t>
+      </w:r>
+      <w:proofErr w:type="gramStart"/>
+      <w:r>
+        <w:t>]  Homepage</w:t>
+      </w:r>
+      <w:proofErr w:type="gramEnd"/>
+      <w:r>
+        <w:t xml:space="preserve"> layout and element visibility</w:t>
       </w:r>
     </w:p>
     <w:p>
@@ -2302,7 +2445,15 @@
         </w:numPr>
       </w:pPr>
       <w:r>
-        <w:t>[U2]  Responsive design validation (desktop viewport)</w:t>
+        <w:t>[</w:t>
+      </w:r>
+      <w:proofErr w:type="gramStart"/>
+      <w:r>
+        <w:t>U2]  Responsive</w:t>
+      </w:r>
+      <w:proofErr w:type="gramEnd"/>
+      <w:r>
+        <w:t xml:space="preserve"> design validation (desktop viewport)</w:t>
       </w:r>
     </w:p>
     <w:p>
@@ -2314,7 +2465,15 @@
         </w:numPr>
       </w:pPr>
       <w:r>
-        <w:t>[U3]  Cross-browser compatibility (Chromium, Firefox, WebKit)</w:t>
+        <w:t>[U3</w:t>
+      </w:r>
+      <w:proofErr w:type="gramStart"/>
+      <w:r>
+        <w:t>]  Cross</w:t>
+      </w:r>
+      <w:proofErr w:type="gramEnd"/>
+      <w:r>
+        <w:t>-browser compatibility (Chromium, Firefox, WebKit)</w:t>
       </w:r>
     </w:p>
     <w:p>
@@ -2326,7 +2485,15 @@
         </w:numPr>
       </w:pPr>
       <w:r>
-        <w:t>[U4]  Element alignment and styling consistency</w:t>
+        <w:t>[U4</w:t>
+      </w:r>
+      <w:proofErr w:type="gramStart"/>
+      <w:r>
+        <w:t>]  Element</w:t>
+      </w:r>
+      <w:proofErr w:type="gramEnd"/>
+      <w:r>
+        <w:t xml:space="preserve"> alignment and styling consistency</w:t>
       </w:r>
     </w:p>
     <w:p>
@@ -2353,7 +2520,15 @@
         </w:numPr>
       </w:pPr>
       <w:r>
-        <w:t>[P1]  Page load time validation (&lt; 3 seconds threshold)</w:t>
+        <w:t>[P1</w:t>
+      </w:r>
+      <w:proofErr w:type="gramStart"/>
+      <w:r>
+        <w:t>]  Page</w:t>
+      </w:r>
+      <w:proofErr w:type="gramEnd"/>
+      <w:r>
+        <w:t xml:space="preserve"> load time validation (&lt; 3 seconds threshold)</w:t>
       </w:r>
     </w:p>
     <w:p>
@@ -2365,7 +2540,15 @@
         </w:numPr>
       </w:pPr>
       <w:r>
-        <w:t>[P2]  API response time for product listing</w:t>
+        <w:t>[P2</w:t>
+      </w:r>
+      <w:proofErr w:type="gramStart"/>
+      <w:r>
+        <w:t>]  API</w:t>
+      </w:r>
+      <w:proofErr w:type="gramEnd"/>
+      <w:r>
+        <w:t xml:space="preserve"> response time for product listing</w:t>
       </w:r>
     </w:p>
     <w:p>
@@ -2392,7 +2575,15 @@
         </w:numPr>
       </w:pPr>
       <w:r>
-        <w:t>[S1]  Authentication requirement for sensitive operations</w:t>
+        <w:t>[S1</w:t>
+      </w:r>
+      <w:proofErr w:type="gramStart"/>
+      <w:r>
+        <w:t>]  Authentication</w:t>
+      </w:r>
+      <w:proofErr w:type="gramEnd"/>
+      <w:r>
+        <w:t xml:space="preserve"> requirement for sensitive operations</w:t>
       </w:r>
     </w:p>
     <w:p>
@@ -2404,7 +2595,15 @@
         </w:numPr>
       </w:pPr>
       <w:r>
-        <w:t>[S2]  Input validation on registration and login forms</w:t>
+        <w:t>[S2</w:t>
+      </w:r>
+      <w:proofErr w:type="gramStart"/>
+      <w:r>
+        <w:t>]  Input</w:t>
+      </w:r>
+      <w:proofErr w:type="gramEnd"/>
+      <w:r>
+        <w:t xml:space="preserve"> validation on registration and login forms</w:t>
       </w:r>
     </w:p>
     <w:p>
@@ -2416,7 +2615,15 @@
         </w:numPr>
       </w:pPr>
       <w:r>
-        <w:t>[S3]  XSS prevention on search and contact inputs</w:t>
+        <w:t>[S3</w:t>
+      </w:r>
+      <w:proofErr w:type="gramStart"/>
+      <w:r>
+        <w:t>]  XSS</w:t>
+      </w:r>
+      <w:proofErr w:type="gramEnd"/>
+      <w:r>
+        <w:t xml:space="preserve"> prevention on search and contact inputs</w:t>
       </w:r>
     </w:p>
     <w:p>
@@ -2443,7 +2650,15 @@
         </w:numPr>
       </w:pPr>
       <w:r>
-        <w:t>[A1]  Full UI automation suite using Playwright + TypeScript</w:t>
+        <w:t>[A1</w:t>
+      </w:r>
+      <w:proofErr w:type="gramStart"/>
+      <w:r>
+        <w:t>]  Full</w:t>
+      </w:r>
+      <w:proofErr w:type="gramEnd"/>
+      <w:r>
+        <w:t xml:space="preserve"> UI automation suite using Playwright + TypeScript</w:t>
       </w:r>
     </w:p>
     <w:p>
@@ -2455,7 +2670,15 @@
         </w:numPr>
       </w:pPr>
       <w:r>
-        <w:t>[A2]  Page Object Model (POM) implementation</w:t>
+        <w:t>[A2</w:t>
+      </w:r>
+      <w:proofErr w:type="gramStart"/>
+      <w:r>
+        <w:t>]  Page</w:t>
+      </w:r>
+      <w:proofErr w:type="gramEnd"/>
+      <w:r>
+        <w:t xml:space="preserve"> Object Model (POM) implementation</w:t>
       </w:r>
     </w:p>
     <w:p>
@@ -2467,7 +2690,15 @@
         </w:numPr>
       </w:pPr>
       <w:r>
-        <w:t>[A3]  Data-driven testing using external JSON/CSV files</w:t>
+        <w:t>[A3</w:t>
+      </w:r>
+      <w:proofErr w:type="gramStart"/>
+      <w:r>
+        <w:t>]  Data</w:t>
+      </w:r>
+      <w:proofErr w:type="gramEnd"/>
+      <w:r>
+        <w:t>-driven testing using external JSON/CSV files</w:t>
       </w:r>
     </w:p>
     <w:p>
@@ -2479,7 +2710,15 @@
         </w:numPr>
       </w:pPr>
       <w:r>
-        <w:t>[A4]  Screenshot capture on test failure</w:t>
+        <w:t>[A4</w:t>
+      </w:r>
+      <w:proofErr w:type="gramStart"/>
+      <w:r>
+        <w:t>]  Screenshot</w:t>
+      </w:r>
+      <w:proofErr w:type="gramEnd"/>
+      <w:r>
+        <w:t xml:space="preserve"> capture on test failure</w:t>
       </w:r>
     </w:p>
     <w:p>
@@ -2491,7 +2730,15 @@
         </w:numPr>
       </w:pPr>
       <w:r>
-        <w:t>[A5]  Video recording for failed test cases</w:t>
+        <w:t>[A5</w:t>
+      </w:r>
+      <w:proofErr w:type="gramStart"/>
+      <w:r>
+        <w:t>]  Video</w:t>
+      </w:r>
+      <w:proofErr w:type="gramEnd"/>
+      <w:r>
+        <w:t xml:space="preserve"> recording for failed test cases</w:t>
       </w:r>
     </w:p>
     <w:p>
@@ -2503,7 +2750,15 @@
         </w:numPr>
       </w:pPr>
       <w:r>
-        <w:t>[A6]  Trace collection for debugging</w:t>
+        <w:t>[A6</w:t>
+      </w:r>
+      <w:proofErr w:type="gramStart"/>
+      <w:r>
+        <w:t>]  Trace</w:t>
+      </w:r>
+      <w:proofErr w:type="gramEnd"/>
+      <w:r>
+        <w:t xml:space="preserve"> collection for debugging</w:t>
       </w:r>
     </w:p>
     <w:p>
@@ -2688,7 +2943,15 @@
         </w:numPr>
       </w:pPr>
       <w:r>
-        <w:t>The DemoBlaze application remains publicly accessible throughout the project.</w:t>
+        <w:t xml:space="preserve">The </w:t>
+      </w:r>
+      <w:proofErr w:type="spellStart"/>
+      <w:r>
+        <w:t>DemoBlaze</w:t>
+      </w:r>
+      <w:proofErr w:type="spellEnd"/>
+      <w:r>
+        <w:t xml:space="preserve"> application remains publicly accessible throughout the project.</w:t>
       </w:r>
     </w:p>
     <w:p>
@@ -2821,7 +3084,15 @@
         </w:numPr>
       </w:pPr>
       <w:r>
-        <w:t>Tagged with: @smoke</w:t>
+        <w:t xml:space="preserve">Tagged </w:t>
+      </w:r>
+      <w:proofErr w:type="gramStart"/>
+      <w:r>
+        <w:t>with:</w:t>
+      </w:r>
+      <w:proofErr w:type="gramEnd"/>
+      <w:r>
+        <w:t xml:space="preserve"> @smoke</w:t>
       </w:r>
     </w:p>
     <w:p>
@@ -2874,7 +3145,15 @@
         </w:numPr>
       </w:pPr>
       <w:r>
-        <w:t>Tagged with: @regression</w:t>
+        <w:t xml:space="preserve">Tagged </w:t>
+      </w:r>
+      <w:proofErr w:type="gramStart"/>
+      <w:r>
+        <w:t>with:</w:t>
+      </w:r>
+      <w:proofErr w:type="gramEnd"/>
+      <w:r>
+        <w:t xml:space="preserve"> @regression</w:t>
       </w:r>
     </w:p>
     <w:p>
@@ -2903,10 +3182,18 @@
         </w:numPr>
       </w:pPr>
       <w:r>
-        <w:t>Performed by QA engineer</w:t>
-      </w:r>
-      <w:r>
-        <w:t xml:space="preserve">(Me) </w:t>
+        <w:t xml:space="preserve">Performed by QA </w:t>
+      </w:r>
+      <w:proofErr w:type="gramStart"/>
+      <w:r>
+        <w:t>engineer</w:t>
+      </w:r>
+      <w:r>
+        <w:t>(</w:t>
+      </w:r>
+      <w:proofErr w:type="gramEnd"/>
+      <w:r>
+        <w:t xml:space="preserve">Me) </w:t>
       </w:r>
       <w:r>
         <w:t>outside automation suite.</w:t>
@@ -3374,7 +3661,15 @@
         </w:numPr>
       </w:pPr>
       <w:r>
-        <w:t>Async/await for all asynchronous operations.</w:t>
+        <w:t>Async/</w:t>
+      </w:r>
+      <w:proofErr w:type="gramStart"/>
+      <w:r>
+        <w:t>await</w:t>
+      </w:r>
+      <w:proofErr w:type="gramEnd"/>
+      <w:r>
+        <w:t xml:space="preserve"> for all asynchronous operations.</w:t>
       </w:r>
     </w:p>
     <w:p>
@@ -3740,7 +4035,15 @@
         </w:numPr>
       </w:pPr>
       <w:r>
-        <w:t>Processor: Intel i5 / AMD Ryzen 5 or equivalent (4+ cores)</w:t>
+        <w:t xml:space="preserve">Processor: </w:t>
+      </w:r>
+      <w:proofErr w:type="spellStart"/>
+      <w:r>
+        <w:t>Elitebook</w:t>
+      </w:r>
+      <w:proofErr w:type="spellEnd"/>
+      <w:r>
+        <w:t xml:space="preserve"> or equivalent (4+ cores)</w:t>
       </w:r>
     </w:p>
     <w:p>
@@ -4021,8 +4324,13 @@
             <w:tcW w:w="2003" w:type="dxa"/>
           </w:tcPr>
           <w:p>
-            <w:r>
-              <w:t>npm /Node.js</w:t>
+            <w:proofErr w:type="spellStart"/>
+            <w:r>
+              <w:t>npm</w:t>
+            </w:r>
+            <w:proofErr w:type="spellEnd"/>
+            <w:r>
+              <w:t xml:space="preserve"> /Node.js</w:t>
             </w:r>
           </w:p>
         </w:tc>
@@ -4201,8 +4509,13 @@
             <w:tcW w:w="2003" w:type="dxa"/>
           </w:tcPr>
           <w:p>
-            <w:r>
-              <w:t>Github Actions</w:t>
+            <w:proofErr w:type="spellStart"/>
+            <w:r>
+              <w:t>Github</w:t>
+            </w:r>
+            <w:proofErr w:type="spellEnd"/>
+            <w:r>
+              <w:t xml:space="preserve"> Actions</w:t>
             </w:r>
           </w:p>
         </w:tc>
@@ -4247,8 +4560,13 @@
           </w:tcPr>
           <w:p>
             <w:r>
-              <w:t>Git / Github</w:t>
-            </w:r>
+              <w:t xml:space="preserve">Git / </w:t>
+            </w:r>
+            <w:proofErr w:type="spellStart"/>
+            <w:r>
+              <w:t>Github</w:t>
+            </w:r>
+            <w:proofErr w:type="spellEnd"/>
           </w:p>
         </w:tc>
         <w:tc>
@@ -4402,8 +4720,13 @@
           </w:tcPr>
           <w:p>
             <w:r>
-              <w:t>Build notifcations</w:t>
-            </w:r>
+              <w:t xml:space="preserve">Build </w:t>
+            </w:r>
+            <w:proofErr w:type="spellStart"/>
+            <w:r>
+              <w:t>notifcations</w:t>
+            </w:r>
+            <w:proofErr w:type="spellEnd"/>
           </w:p>
         </w:tc>
       </w:tr>
@@ -4434,8 +4757,13 @@
           <w:numId w:val="21"/>
         </w:numPr>
       </w:pPr>
-      <w:r>
-        <w:t>Firefox  - Version bundled with Playwright</w:t>
+      <w:proofErr w:type="gramStart"/>
+      <w:r>
+        <w:t>Firefox  -</w:t>
+      </w:r>
+      <w:proofErr w:type="gramEnd"/>
+      <w:r>
+        <w:t xml:space="preserve"> Version bundled with Playwright</w:t>
       </w:r>
     </w:p>
     <w:p>
@@ -4449,11 +4777,16 @@
       <w:r>
         <w:t>WebKit (</w:t>
       </w:r>
+      <w:proofErr w:type="gramStart"/>
       <w:r>
         <w:t xml:space="preserve">Safari)  </w:t>
       </w:r>
       <w:r>
-        <w:t>- Version bundled with Playwright</w:t>
+        <w:t>-</w:t>
+      </w:r>
+      <w:proofErr w:type="gramEnd"/>
+      <w:r>
+        <w:t xml:space="preserve"> Version bundled with Playwright</w:t>
       </w:r>
     </w:p>
     <w:p>
@@ -4473,9 +4806,44 @@
     </w:p>
     <w:p>
       <w:r>
-        <w:t>VIEWPORT:        1920x1080 (desktop primary) , 1280x720  (desktop secondary) , 390x844   (mobile - exploratory only)</w:t>
-      </w:r>
-    </w:p>
+        <w:t>VIEWPORT:        1920x1080 (desktop primary</w:t>
+      </w:r>
+      <w:proofErr w:type="gramStart"/>
+      <w:r>
+        <w:t>) ,</w:t>
+      </w:r>
+      <w:proofErr w:type="gramEnd"/>
+      <w:r>
+        <w:t xml:space="preserve"> 1280x</w:t>
+      </w:r>
+      <w:proofErr w:type="gramStart"/>
+      <w:r>
+        <w:t>720  (</w:t>
+      </w:r>
+      <w:proofErr w:type="gramEnd"/>
+      <w:r>
+        <w:t>desktop secondary</w:t>
+      </w:r>
+      <w:proofErr w:type="gramStart"/>
+      <w:r>
+        <w:t>) ,</w:t>
+      </w:r>
+      <w:proofErr w:type="gramEnd"/>
+      <w:r>
+        <w:t xml:space="preserve"> 390x844</w:t>
+      </w:r>
+      <w:proofErr w:type="gramStart"/>
+      <w:r>
+        <w:t xml:space="preserve">   (</w:t>
+      </w:r>
+      <w:proofErr w:type="gramEnd"/>
+      <w:r>
+        <w:t>mobile - exploratory only)</w:t>
+      </w:r>
+    </w:p>
+    <w:p/>
+    <w:p/>
+    <w:p/>
     <w:p/>
     <w:p>
       <w:pPr>
@@ -4493,6 +4861,7 @@
           <w:sz w:val="24"/>
           <w:szCs w:val="24"/>
         </w:rPr>
+        <w:lastRenderedPageBreak/>
         <w:t>TIMEOUTS:</w:t>
       </w:r>
     </w:p>
@@ -4529,7 +4898,6 @@
         </w:numPr>
       </w:pPr>
       <w:r>
-        <w:lastRenderedPageBreak/>
         <w:t>Test timeout: 60 seconds (smoke), 120 seconds (regression)</w:t>
       </w:r>
     </w:p>
@@ -4780,7 +5148,15 @@
         </w:numPr>
       </w:pPr>
       <w:r>
-        <w:t>Product data: Static (validated against known catalog)</w:t>
+        <w:t xml:space="preserve">Product data: Static (validated against known </w:t>
+      </w:r>
+      <w:proofErr w:type="spellStart"/>
+      <w:r>
+        <w:t>catalog</w:t>
+      </w:r>
+      <w:proofErr w:type="spellEnd"/>
+      <w:r>
+        <w:t>)</w:t>
       </w:r>
     </w:p>
     <w:p/>
